--- a/lessons/5-10-group2/homework.docx
+++ b/lessons/5-10-group2/homework.docx
@@ -115,7 +115,7 @@
           <wp:inline distT="0" distB="0" distL="0" distR="0">
             <wp:extent cx="1047750" cy="790575"/>
             <wp:effectExtent t="0" r="0" b="0" l="0"/>
-            <wp:docPr id="1" name="" descr="" title=""/>
+            <wp:docPr id="1" name="Volume" descr="Picture illustrating the vocabulary word &quot;Volume&quot;" title="Volume"/>
             <wp:cNvGraphicFramePr>
               <a:graphicFrameLocks xmlns:a="http://schemas.openxmlformats.org/drawingml/2006/main" noChangeAspect="1"/>
             </wp:cNvGraphicFramePr>
@@ -161,10 +161,10 @@
           <w:b/>
           <w:bCs/>
         </w:rPr>
-        <w:t xml:space="preserve">Volume of Rectangular Prisms (Volumen de prismas rectangulares)</w:t>
-      </w:r>
-      <w:r>
-        <w:t xml:space="preserve"> — The space inside a rectangular prism. Formula: V = Bh = l × w × h.</w:t>
+        <w:t xml:space="preserve">Volume (Volumen)</w:t>
+      </w:r>
+      <w:r>
+        <w:t xml:space="preserve"> — How much space is inside a solid shape.</w:t>
       </w:r>
     </w:p>
     <w:p>
@@ -176,9 +176,9 @@
       <w:r>
         <w:drawing>
           <wp:inline distT="0" distB="0" distL="0" distR="0">
-            <wp:extent cx="1047750" cy="790575"/>
+            <wp:extent cx="1047750" cy="695325"/>
             <wp:effectExtent t="0" r="0" b="0" l="0"/>
-            <wp:docPr id="1" name="" descr="" title=""/>
+            <wp:docPr id="1" name="Rectangular prism" descr="Picture illustrating the vocabulary word &quot;Rectangular prism&quot;" title="Rectangular prism"/>
             <wp:cNvGraphicFramePr>
               <a:graphicFrameLocks xmlns:a="http://schemas.openxmlformats.org/drawingml/2006/main" noChangeAspect="1"/>
             </wp:cNvGraphicFramePr>
@@ -201,7 +201,7 @@
                   <pic:spPr bwMode="auto">
                     <a:xfrm>
                       <a:off x="0" y="0"/>
-                      <a:ext cx="1047750" cy="790575"/>
+                      <a:ext cx="1047750" cy="695325"/>
                     </a:xfrm>
                     <a:prstGeom prst="rect">
                       <a:avLst/>
@@ -224,10 +224,10 @@
           <w:b/>
           <w:bCs/>
         </w:rPr>
-        <w:t xml:space="preserve">Volume (Volumen)</w:t>
-      </w:r>
-      <w:r>
-        <w:t xml:space="preserve"> — How much space is inside a solid shape.</w:t>
+        <w:t xml:space="preserve">Rectangular prism (Prisma rectangular)</w:t>
+      </w:r>
+      <w:r>
+        <w:t xml:space="preserve"> — A solid box shape with six flat rectangle sides.</w:t>
       </w:r>
     </w:p>
     <w:p>
@@ -239,9 +239,9 @@
       <w:r>
         <w:drawing>
           <wp:inline distT="0" distB="0" distL="0" distR="0">
-            <wp:extent cx="1047750" cy="695325"/>
+            <wp:extent cx="1047750" cy="790575"/>
             <wp:effectExtent t="0" r="0" b="0" l="0"/>
-            <wp:docPr id="1" name="" descr="" title=""/>
+            <wp:docPr id="1" name="Cubic units" descr="Picture illustrating the vocabulary word &quot;Cubic units&quot;" title="Cubic units"/>
             <wp:cNvGraphicFramePr>
               <a:graphicFrameLocks xmlns:a="http://schemas.openxmlformats.org/drawingml/2006/main" noChangeAspect="1"/>
             </wp:cNvGraphicFramePr>
@@ -264,7 +264,7 @@
                   <pic:spPr bwMode="auto">
                     <a:xfrm>
                       <a:off x="0" y="0"/>
-                      <a:ext cx="1047750" cy="695325"/>
+                      <a:ext cx="1047750" cy="790575"/>
                     </a:xfrm>
                     <a:prstGeom prst="rect">
                       <a:avLst/>
@@ -287,10 +287,10 @@
           <w:b/>
           <w:bCs/>
         </w:rPr>
-        <w:t xml:space="preserve">Rectangular prism (Prisma rectangular)</w:t>
-      </w:r>
-      <w:r>
-        <w:t xml:space="preserve"> — A solid box shape with six flat rectangle sides.</w:t>
+        <w:t xml:space="preserve">Cubic units (Unidades cúbicas)</w:t>
+      </w:r>
+      <w:r>
+        <w:t xml:space="preserve"> — The units used to measure space inside, like cubic inches.</w:t>
       </w:r>
     </w:p>
     <w:p>
@@ -304,7 +304,7 @@
           <wp:inline distT="0" distB="0" distL="0" distR="0">
             <wp:extent cx="1047750" cy="790575"/>
             <wp:effectExtent t="0" r="0" b="0" l="0"/>
-            <wp:docPr id="1" name="" descr="" title=""/>
+            <wp:docPr id="1" name="Dimensions" descr="Picture illustrating the vocabulary word &quot;Dimensions&quot;" title="Dimensions"/>
             <wp:cNvGraphicFramePr>
               <a:graphicFrameLocks xmlns:a="http://schemas.openxmlformats.org/drawingml/2006/main" noChangeAspect="1"/>
             </wp:cNvGraphicFramePr>
@@ -350,10 +350,10 @@
           <w:b/>
           <w:bCs/>
         </w:rPr>
-        <w:t xml:space="preserve">Cubic units (Unidades cúbicas)</w:t>
-      </w:r>
-      <w:r>
-        <w:t xml:space="preserve"> — The units used to measure space inside, like cubic inches.</w:t>
+        <w:t xml:space="preserve">Dimensions (Dimensiones)</w:t>
+      </w:r>
+      <w:r>
+        <w:t xml:space="preserve"> — How long, how wide, and how tall a shape is.</w:t>
       </w:r>
     </w:p>
     <w:p>
@@ -367,7 +367,7 @@
           <wp:inline distT="0" distB="0" distL="0" distR="0">
             <wp:extent cx="1047750" cy="790575"/>
             <wp:effectExtent t="0" r="0" b="0" l="0"/>
-            <wp:docPr id="1" name="" descr="" title=""/>
+            <wp:docPr id="1" name="Base area" descr="Picture illustrating the vocabulary word &quot;Base area&quot;" title="Base area"/>
             <wp:cNvGraphicFramePr>
               <a:graphicFrameLocks xmlns:a="http://schemas.openxmlformats.org/drawingml/2006/main" noChangeAspect="1"/>
             </wp:cNvGraphicFramePr>
@@ -413,69 +413,6 @@
           <w:b/>
           <w:bCs/>
         </w:rPr>
-        <w:t xml:space="preserve">Dimensions (Dimensiones)</w:t>
-      </w:r>
-      <w:r>
-        <w:t xml:space="preserve"> — How long, how wide, and how tall a shape is.</w:t>
-      </w:r>
-    </w:p>
-    <w:p>
-      <w:pPr>
-        <w:keepNext/>
-        <w:spacing w:after="20" w:before="80"/>
-        <w:jc w:val="center"/>
-      </w:pPr>
-      <w:r>
-        <w:drawing>
-          <wp:inline distT="0" distB="0" distL="0" distR="0">
-            <wp:extent cx="1047750" cy="790575"/>
-            <wp:effectExtent t="0" r="0" b="0" l="0"/>
-            <wp:docPr id="1" name="" descr="" title=""/>
-            <wp:cNvGraphicFramePr>
-              <a:graphicFrameLocks xmlns:a="http://schemas.openxmlformats.org/drawingml/2006/main" noChangeAspect="1"/>
-            </wp:cNvGraphicFramePr>
-            <a:graphic xmlns:a="http://schemas.openxmlformats.org/drawingml/2006/main">
-              <a:graphicData uri="http://schemas.openxmlformats.org/drawingml/2006/picture">
-                <pic:pic xmlns:pic="http://schemas.openxmlformats.org/drawingml/2006/picture">
-                  <pic:nvPicPr>
-                    <pic:cNvPr id="0" name="" descr=""/>
-                    <pic:cNvPicPr>
-                      <a:picLocks noChangeAspect="1" noChangeArrowheads="1"/>
-                    </pic:cNvPicPr>
-                  </pic:nvPicPr>
-                  <pic:blipFill>
-                    <a:blip r:embed="rId12" cstate="none"/>
-                    <a:srcRect/>
-                    <a:stretch>
-                      <a:fillRect/>
-                    </a:stretch>
-                  </pic:blipFill>
-                  <pic:spPr bwMode="auto">
-                    <a:xfrm>
-                      <a:off x="0" y="0"/>
-                      <a:ext cx="1047750" cy="790575"/>
-                    </a:xfrm>
-                    <a:prstGeom prst="rect">
-                      <a:avLst/>
-                    </a:prstGeom>
-                  </pic:spPr>
-                </pic:pic>
-              </a:graphicData>
-            </a:graphic>
-          </wp:inline>
-        </w:drawing>
-      </w:r>
-    </w:p>
-    <w:p>
-      <w:pPr>
-        <w:keepNext/>
-        <w:spacing w:after="120"/>
-      </w:pPr>
-      <w:r>
-        <w:rPr>
-          <w:b/>
-          <w:bCs/>
-        </w:rPr>
         <w:t xml:space="preserve">Base area (Área de la base)</w:t>
       </w:r>
       <w:r>
@@ -668,86 +605,31 @@
         <w:spacing w:after="40" w:before="0"/>
       </w:pPr>
       <w:r>
-        <w:t xml:space="preserve">     A. 7.5 m³</w:t>
-      </w:r>
-    </w:p>
-    <w:p>
-      <w:pPr>
-        <w:spacing w:after="40" w:before="0"/>
-      </w:pPr>
-      <w:r>
-        <w:t xml:space="preserve">     B. 12 m³</w:t>
-      </w:r>
-    </w:p>
-    <w:p>
-      <w:pPr>
-        <w:spacing w:after="40" w:before="0"/>
-      </w:pPr>
-      <w:r>
-        <w:t xml:space="preserve">     C. 6 m³</w:t>
-      </w:r>
-    </w:p>
-    <w:p>
-      <w:pPr>
-        <w:spacing w:after="40" w:before="0"/>
-      </w:pPr>
-      <w:r>
-        <w:t xml:space="preserve">     D. 3 m³</w:t>
-      </w:r>
-    </w:p>
-    <w:p>
-      <w:pPr>
-        <w:spacing w:after="60" w:before="120"/>
-      </w:pPr>
-      <w:r>
-        <w:rPr>
-          <w:color w:val="BBBBBB"/>
-        </w:rPr>
-        <w:t xml:space="preserve">______________________________________________________________________</w:t>
-      </w:r>
-    </w:p>
-    <w:p>
-      <w:pPr>
-        <w:spacing w:after="80" w:before="0"/>
-      </w:pPr>
-      <w:r>
-        <w:rPr>
-          <w:b/>
-          <w:bCs/>
-        </w:rPr>
-        <w:t xml:space="preserve">4. A cube has an edge length of 5 cm. What is its volume?</w:t>
-      </w:r>
-    </w:p>
-    <w:p>
-      <w:pPr>
-        <w:spacing w:after="40" w:before="0"/>
-      </w:pPr>
-      <w:r>
-        <w:t xml:space="preserve">     A. 125 cm³</w:t>
-      </w:r>
-    </w:p>
-    <w:p>
-      <w:pPr>
-        <w:spacing w:after="40" w:before="0"/>
-      </w:pPr>
-      <w:r>
-        <w:t xml:space="preserve">     B. 15 cm³</w:t>
-      </w:r>
-    </w:p>
-    <w:p>
-      <w:pPr>
-        <w:spacing w:after="40" w:before="0"/>
-      </w:pPr>
-      <w:r>
-        <w:t xml:space="preserve">     C. 25 cm³</w:t>
-      </w:r>
-    </w:p>
-    <w:p>
-      <w:pPr>
-        <w:spacing w:after="40" w:before="0"/>
-      </w:pPr>
-      <w:r>
-        <w:t xml:space="preserve">     D. 75 cm³</w:t>
+        <w:t xml:space="preserve">     A. 3 m³</w:t>
+      </w:r>
+    </w:p>
+    <w:p>
+      <w:pPr>
+        <w:spacing w:after="40" w:before="0"/>
+      </w:pPr>
+      <w:r>
+        <w:t xml:space="preserve">     B. 6 m³</w:t>
+      </w:r>
+    </w:p>
+    <w:p>
+      <w:pPr>
+        <w:spacing w:after="40" w:before="0"/>
+      </w:pPr>
+      <w:r>
+        <w:t xml:space="preserve">     C. 7.5 m³</w:t>
+      </w:r>
+    </w:p>
+    <w:p>
+      <w:pPr>
+        <w:spacing w:after="40" w:before="0"/>
+      </w:pPr>
+      <w:r>
+        <w:t xml:space="preserve">     D. 12 m³</w:t>
       </w:r>
     </w:p>
     <w:p>
@@ -856,7 +738,7 @@
           <w:b/>
           <w:bCs/>
         </w:rPr>
-        <w:t xml:space="preserve">3. C. 6 m³</w:t>
+        <w:t xml:space="preserve">3. B. 6 m³</w:t>
       </w:r>
     </w:p>
     <w:p>
@@ -865,38 +747,6 @@
       </w:pPr>
       <w:r>
         <w:t xml:space="preserve">     V = 1/2 × 3 × 4 = 6 m³.</w:t>
-      </w:r>
-    </w:p>
-    <w:p>
-      <w:pPr>
-        <w:spacing w:after="80" w:before="0"/>
-      </w:pPr>
-      <w:r>
-        <w:rPr>
-          <w:i/>
-          <w:iCs/>
-        </w:rPr>
-        <w:t xml:space="preserve">     Watch for: A common mistake in Volume of Rectangular Prisms is rounding a fractional edge length to the nearest whole number before multiplying, instead of using the exact fraction or decimal. For a box that is 2 ft × 1.5 ft × 1 ft, a student might round 1.5 down to 1 and compute 2 × 1 × 1 = 2 ft³, but the correct volume uses the exact edge length: 2 × 1.5 × 1 = 3 ft³ — a full cubic foot larger. Before you submit, ask: 'Did I multiply using the exact fractional or decimal edge length, or did I round it off first?'</w:t>
-      </w:r>
-    </w:p>
-    <w:p>
-      <w:pPr>
-        <w:spacing w:after="40" w:before="0"/>
-      </w:pPr>
-      <w:r>
-        <w:rPr>
-          <w:b/>
-          <w:bCs/>
-        </w:rPr>
-        <w:t xml:space="preserve">4. A. 125 cm³</w:t>
-      </w:r>
-    </w:p>
-    <w:p>
-      <w:pPr>
-        <w:spacing w:after="20" w:before="0"/>
-      </w:pPr>
-      <w:r>
-        <w:t xml:space="preserve">     A cube's volume is edge³ = 5 × 5 × 5 = 125 cm³.</w:t>
       </w:r>
     </w:p>
     <w:p>
@@ -1097,7 +947,14 @@
 <file path=word/styles.xml><?xml version="1.0" encoding="utf-8"?>
 <w:styles xmlns:mc="http://schemas.openxmlformats.org/markup-compatibility/2006" xmlns:r="http://schemas.openxmlformats.org/officeDocument/2006/relationships" xmlns:w="http://schemas.openxmlformats.org/wordprocessingml/2006/main" xmlns:w14="http://schemas.microsoft.com/office/word/2010/wordml" xmlns:w15="http://schemas.microsoft.com/office/word/2012/wordml" mc:Ignorable="w14 w15">
   <w:docDefaults>
-    <w:rPrDefault/>
+    <w:rPrDefault>
+      <w:rPr>
+        <w:rFonts w:ascii="Arial" w:cs="Arial" w:eastAsia="Arial" w:hAnsi="Arial"/>
+        <w:sz w:val="22"/>
+        <w:szCs w:val="22"/>
+        <w:lang w:val="en-US"/>
+      </w:rPr>
+    </w:rPrDefault>
     <w:pPrDefault/>
   </w:docDefaults>
   <w:style w:type="paragraph" w:styleId="Title">
@@ -1115,10 +972,16 @@
     <w:basedOn w:val="Normal"/>
     <w:next w:val="Normal"/>
     <w:qFormat/>
-    <w:rPr>
-      <w:color w:val="2E74B5"/>
-      <w:sz w:val="32"/>
-      <w:szCs w:val="32"/>
+    <w:pPr>
+      <w:keepNext/>
+    </w:pPr>
+    <w:rPr>
+      <w:rFonts w:ascii="Arial" w:cs="Arial" w:eastAsia="Arial" w:hAnsi="Arial"/>
+      <w:b/>
+      <w:bCs/>
+      <w:color w:val="183E56"/>
+      <w:sz w:val="34"/>
+      <w:szCs w:val="34"/>
     </w:rPr>
   </w:style>
   <w:style w:type="paragraph" w:styleId="Heading2">
@@ -1126,8 +989,14 @@
     <w:basedOn w:val="Normal"/>
     <w:next w:val="Normal"/>
     <w:qFormat/>
-    <w:rPr>
-      <w:color w:val="2E74B5"/>
+    <w:pPr>
+      <w:keepNext/>
+    </w:pPr>
+    <w:rPr>
+      <w:rFonts w:ascii="Arial" w:cs="Arial" w:eastAsia="Arial" w:hAnsi="Arial"/>
+      <w:b/>
+      <w:bCs/>
+      <w:color w:val="176B70"/>
       <w:sz w:val="26"/>
       <w:szCs w:val="26"/>
     </w:rPr>

--- a/lessons/5-10-group2/homework.docx
+++ b/lessons/5-10-group2/homework.docx
@@ -643,124 +643,6 @@
         <w:t xml:space="preserve">______________________________________________________________________</w:t>
       </w:r>
     </w:p>
-    <w:p>
-      <w:r>
-        <w:br w:type="page"/>
-      </w:r>
-    </w:p>
-    <w:p>
-      <w:pPr>
-        <w:pStyle w:val="Heading1"/>
-        <w:spacing w:after="120"/>
-      </w:pPr>
-      <w:r>
-        <w:rPr>
-          <w:b/>
-          <w:bCs/>
-        </w:rPr>
-        <w:t xml:space="preserve">Answer Key (Teacher)</w:t>
-      </w:r>
-    </w:p>
-    <w:p>
-      <w:pPr>
-        <w:spacing w:after="40" w:before="0"/>
-      </w:pPr>
-      <w:r>
-        <w:rPr>
-          <w:b/>
-          <w:bCs/>
-        </w:rPr>
-        <w:t xml:space="preserve">1. A. Box B by 40 in³</w:t>
-      </w:r>
-    </w:p>
-    <w:p>
-      <w:pPr>
-        <w:spacing w:after="20" w:before="0"/>
-      </w:pPr>
-      <w:r>
-        <w:t xml:space="preserve">     Box A: 10 × 5 × 4 = 200 in³. Box B: 8 × 6 × 5 = 240 in³. Box B is bigger by 40 in³.</w:t>
-      </w:r>
-    </w:p>
-    <w:p>
-      <w:pPr>
-        <w:spacing w:after="80" w:before="0"/>
-      </w:pPr>
-      <w:r>
-        <w:rPr>
-          <w:i/>
-          <w:iCs/>
-        </w:rPr>
-        <w:t xml:space="preserve">     Watch for: A common mistake in Volume of Rectangular Prisms is rounding a fractional edge length to the nearest whole number before multiplying, instead of using the exact fraction or decimal. For a box that is 2 ft × 1.5 ft × 1 ft, a student might round 1.5 down to 1 and compute 2 × 1 × 1 = 2 ft³, but the correct volume uses the exact edge length: 2 × 1.5 × 1 = 3 ft³ — a full cubic foot larger. Before you submit, ask: 'Did I multiply using the exact fractional or decimal edge length, or did I round it off first?'</w:t>
-      </w:r>
-    </w:p>
-    <w:p>
-      <w:pPr>
-        <w:spacing w:after="40" w:before="0"/>
-      </w:pPr>
-      <w:r>
-        <w:rPr>
-          <w:b/>
-          <w:bCs/>
-        </w:rPr>
-        <w:t xml:space="preserve">2. Spot the Common Mistake</w:t>
-      </w:r>
-    </w:p>
-    <w:p>
-      <w:pPr>
-        <w:spacing w:after="20" w:before="0"/>
-      </w:pPr>
-      <w:r>
-        <w:t xml:space="preserve">     The mistake is in Step 3.</w:t>
-      </w:r>
-    </w:p>
-    <w:p>
-      <w:pPr>
-        <w:spacing w:after="20" w:before="0"/>
-      </w:pPr>
-      <w:r>
-        <w:t xml:space="preserve">     Correct work: The student ignored the fractional edge of 1/2 in. A fractional edge still counts: V = 6 × 4 × 1/2 = 24 × 1/2 = 12 cubic in.</w:t>
-      </w:r>
-    </w:p>
-    <w:p>
-      <w:pPr>
-        <w:spacing w:after="80" w:before="0"/>
-      </w:pPr>
-      <w:r>
-        <w:t xml:space="preserve">     Watch for: The Calculate step threw away the 1/2 in height, but a fractional edge is still an edge. Multiply all three: V = 6 × 4 × 1/2 = 24 × 1/2 = 12 cubic in. A half-inch height makes the volume half of 24, not equal to it.</w:t>
-      </w:r>
-    </w:p>
-    <w:p>
-      <w:pPr>
-        <w:spacing w:after="40" w:before="0"/>
-      </w:pPr>
-      <w:r>
-        <w:rPr>
-          <w:b/>
-          <w:bCs/>
-        </w:rPr>
-        <w:t xml:space="preserve">3. B. 6 m³</w:t>
-      </w:r>
-    </w:p>
-    <w:p>
-      <w:pPr>
-        <w:spacing w:after="20" w:before="0"/>
-      </w:pPr>
-      <w:r>
-        <w:t xml:space="preserve">     V = 1/2 × 3 × 4 = 6 m³.</w:t>
-      </w:r>
-    </w:p>
-    <w:p>
-      <w:pPr>
-        <w:spacing w:after="80" w:before="0"/>
-      </w:pPr>
-      <w:r>
-        <w:rPr>
-          <w:i/>
-          <w:iCs/>
-        </w:rPr>
-        <w:t xml:space="preserve">     Watch for: A common mistake in Volume of Rectangular Prisms is rounding a fractional edge length to the nearest whole number before multiplying, instead of using the exact fraction or decimal. For a box that is 2 ft × 1.5 ft × 1 ft, a student might round 1.5 down to 1 and compute 2 × 1 × 1 = 2 ft³, but the correct volume uses the exact edge length: 2 × 1.5 × 1 = 3 ft³ — a full cubic foot larger. Before you submit, ask: 'Did I multiply using the exact fractional or decimal edge length, or did I round it off first?'</w:t>
-      </w:r>
-    </w:p>
     <w:sectPr>
       <w:pgSz w:w="11906" w:h="16838" w:orient="portrait"/>
       <w:pgMar w:top="720" w:right="900" w:bottom="720" w:left="900" w:header="708" w:footer="708" w:gutter="0"/>
